--- a/“贵人多忘事”产品文献调研.docx
+++ b/“贵人多忘事”产品文献调研.docx
@@ -1640,7 +1640,7 @@
                 <w:rFonts w:hint="eastAsia"/>
                 <w:lang w:val="en-US" w:eastAsia="zh-CN"/>
               </w:rPr>
-              <w:t>已实现（固化数据 + 可选DeepSeek实时）</w:t>
+              <w:t>已实现（固化数据 + 可选主流大模型实时）</w:t>
             </w:r>
           </w:p>
         </w:tc>
